--- a/DEFINITIVA/capitolo undicesimo testo.docx
+++ b/DEFINITIVA/capitolo undicesimo testo.docx
@@ -513,7 +513,7 @@
       <w:footerReference w:type="default" r:id="rId9"/>
       <w:pgSz w:w="11906" w:h="16838"/>
       <w:pgMar w:top="2552" w:right="1134" w:bottom="1134" w:left="1134" w:header="709" w:footer="709" w:gutter="1134"/>
-      <w:pgNumType w:start="47"/>
+      <w:pgNumType w:start="48"/>
       <w:cols w:space="708"/>
       <w:docGrid w:linePitch="360"/>
     </w:sectPr>
@@ -576,7 +576,7 @@
           <w:rPr>
             <w:noProof/>
           </w:rPr>
-          <w:t>48</w:t>
+          <w:t>49</w:t>
         </w:r>
         <w:r>
           <w:fldChar w:fldCharType="end"/>
@@ -1594,7 +1594,7 @@
 </file>
 
 <file path=customXml/itemProps1.xml><?xml version="1.0" encoding="utf-8"?>
-<ds:datastoreItem xmlns:ds="http://schemas.openxmlformats.org/officeDocument/2006/customXml" ds:itemID="{C0A55FE5-3360-43B4-BFFF-8044283B2420}">
+<ds:datastoreItem xmlns:ds="http://schemas.openxmlformats.org/officeDocument/2006/customXml" ds:itemID="{984D7FEA-1FA0-4BBF-916C-10D980DCF4E7}">
   <ds:schemaRefs>
     <ds:schemaRef ds:uri="http://schemas.openxmlformats.org/officeDocument/2006/bibliography"/>
   </ds:schemaRefs>
